--- a/資料處理科 客製化商品專案」團隊夥伴招募實施計畫及報名表.docx
+++ b/資料處理科 客製化商品專案」團隊夥伴招募實施計畫及報名表.docx
@@ -419,7 +419,73 @@
         <w:rPr>
           <w:rFonts w:ascii="Times New Roman" w:eastAsia="標楷體" w:hAnsi="Times New Roman"/>
         </w:rPr>
-        <w:t>系統與配送：客戶透過專屬商城下單並上傳圖片（不限檔案大小，僅限圖片格式）；訂單由後台彙整列印後，由外送組與財務人員親送「雙聯確認單」至班級進行確認、簽名與收款（上聯由客戶留存憑證取貨，下聯由團隊收存）；校慶當日憑上聯至攤位取貨。</w:t>
+        <w:t>系統與配送：客戶透過專屬商城下單並上傳圖片（不限檔案大小，僅限圖片格式）；訂單由後台彙整列印後，由外送組與財務人員親送「</w:t>
+      </w:r>
+      <w:r>
+        <w:rPr>
+          <w:rFonts w:ascii="Times New Roman" w:eastAsia="標楷體" w:hAnsi="Times New Roman"/>
+        </w:rPr>
+        <w:t xml:space="preserve">A4 </w:t>
+      </w:r>
+      <w:r>
+        <w:rPr>
+          <w:rFonts w:ascii="Times New Roman" w:eastAsia="標楷體" w:hAnsi="Times New Roman"/>
+        </w:rPr>
+        <w:t>三聯確認單</w:t>
+      </w:r>
+      <w:r>
+        <w:rPr>
+          <w:rFonts w:ascii="Times New Roman" w:eastAsia="標楷體" w:hAnsi="Times New Roman"/>
+        </w:rPr>
+        <w:t>」至班級進行確認</w:t>
+      </w:r>
+    </w:p>
+    <w:p>
+      <w:pPr>
+        <w:overflowPunct w:val="0"/>
+        <w:spacing w:after="0" w:line="490" w:lineRule="exact"/>
+        <w:jc w:val="both"/>
+        <w:rPr>
+          <w:rFonts w:ascii="Times New Roman" w:eastAsia="標楷體" w:hAnsi="Times New Roman" w:hint="eastAsia"/>
+        </w:rPr>
+      </w:pPr>
+      <w:r>
+        <w:rPr>
+          <w:rFonts w:ascii="Times New Roman" w:eastAsia="標楷體" w:hAnsi="Times New Roman" w:hint="eastAsia"/>
+        </w:rPr>
+        <w:t>第一聯（上聯）：顧客取貨憑證（蓋大會防偽章）。</w:t>
+      </w:r>
+    </w:p>
+    <w:p>
+      <w:pPr>
+        <w:overflowPunct w:val="0"/>
+        <w:spacing w:after="0" w:line="490" w:lineRule="exact"/>
+        <w:jc w:val="both"/>
+        <w:rPr>
+          <w:rFonts w:ascii="Times New Roman" w:eastAsia="標楷體" w:hAnsi="Times New Roman" w:hint="eastAsia"/>
+        </w:rPr>
+      </w:pPr>
+      <w:r>
+        <w:rPr>
+          <w:rFonts w:ascii="Times New Roman" w:eastAsia="標楷體" w:hAnsi="Times New Roman" w:hint="eastAsia"/>
+        </w:rPr>
+        <w:t>第二聯（中聯）：外送組至班級派送簽收留存聯。</w:t>
+      </w:r>
+    </w:p>
+    <w:p>
+      <w:pPr>
+        <w:overflowPunct w:val="0"/>
+        <w:spacing w:after="0" w:line="490" w:lineRule="exact"/>
+        <w:jc w:val="both"/>
+        <w:rPr>
+          <w:rFonts w:ascii="Times New Roman" w:eastAsia="標楷體" w:hAnsi="Times New Roman"/>
+        </w:rPr>
+      </w:pPr>
+      <w:r>
+        <w:rPr>
+          <w:rFonts w:ascii="Times New Roman" w:eastAsia="標楷體" w:hAnsi="Times New Roman" w:hint="eastAsia"/>
+        </w:rPr>
+        <w:t>第三聯（下聯）：團隊自行保留聯（需有顧客簽名、出納簽名、商品製作組製作完成簽名，取貨時與第一聯核對；請寫「團隊自行保留」，不要寫大會團隊）。</w:t>
       </w:r>
     </w:p>
     <w:p>
@@ -561,6 +627,7 @@
         <w:rPr>
           <w:rFonts w:ascii="Times New Roman" w:eastAsia="標楷體" w:hAnsi="Times New Roman"/>
         </w:rPr>
+        <w:lastRenderedPageBreak/>
         <w:t>負責專案商業推銷策略擬定，發想各項促銷活動、早鳥折價與滿額優惠方案。</w:t>
       </w:r>
     </w:p>
@@ -605,14 +672,7 @@
         <w:rPr>
           <w:rFonts w:ascii="Times New Roman" w:eastAsia="標楷體" w:hAnsi="Times New Roman"/>
         </w:rPr>
-        <w:t>（脆）之社群話題企劃、推廣腳本撰寫與全校性</w:t>
-      </w:r>
-      <w:r>
-        <w:rPr>
-          <w:rFonts w:ascii="Times New Roman" w:eastAsia="標楷體" w:hAnsi="Times New Roman"/>
-        </w:rPr>
-        <w:lastRenderedPageBreak/>
-        <w:t>行銷活動。</w:t>
+        <w:t>（脆）之社群話題企劃、推廣腳本撰寫與全校性行銷活動。</w:t>
       </w:r>
     </w:p>
     <w:p>
@@ -1164,7 +1224,6 @@
           <w:pgSz w:w="11906" w:h="16838" w:code="9"/>
           <w:pgMar w:top="1701" w:right="1701" w:bottom="1701" w:left="1701" w:header="851" w:footer="992" w:gutter="0"/>
           <w:cols w:space="425"/>
-          <w:vAlign w:val="center"/>
           <w:docGrid w:type="linesAndChars" w:linePitch="360"/>
         </w:sectPr>
       </w:pPr>
@@ -1172,6 +1231,7 @@
         <w:rPr>
           <w:rFonts w:ascii="Times New Roman" w:eastAsia="標楷體" w:hAnsi="Times New Roman"/>
         </w:rPr>
+        <w:lastRenderedPageBreak/>
         <w:t>有意應徵之同學，請完整填寫下方報名表，敘明欲應徵之組別與動機，經班級導師親筆簽名後，請沿虛線撕下，直接繳交至「二年仁班</w:t>
       </w:r>
       <w:r>
